--- a/public/temas/ejercicio-1/ESQUEMA TEMA 4.docx
+++ b/public/temas/ejercicio-1/ESQUEMA TEMA 4.docx
@@ -2300,7 +2300,7 @@
           <w:b/>
           <w:sz w:val="22"/>
         </w:rPr>
-        <w:t>RD 175/2004</w:t>
+        <w:t>Real Decreto 175/2004</w:t>
       </w:r>
       <w:r>
         <w:rPr>
@@ -2709,7 +2709,7 @@
           <w:b/>
           <w:sz w:val="22"/>
         </w:rPr>
-        <w:t>RD 1201/2002</w:t>
+        <w:t>Real Decreto 1201/2002</w:t>
       </w:r>
       <w:r>
         <w:rPr>
@@ -3062,7 +3062,7 @@
           <w:b/>
           <w:sz w:val="22"/>
         </w:rPr>
-        <w:t>RD 562/2025</w:t>
+        <w:t>Real Decreto 562/2025</w:t>
       </w:r>
     </w:p>
     <w:p>
@@ -3114,7 +3114,7 @@
           <w:b/>
           <w:sz w:val="22"/>
         </w:rPr>
-        <w:t>RD 1055/2022</w:t>
+        <w:t>Real Decreto 1055/2022</w:t>
       </w:r>
       <w:r>
         <w:rPr>
